--- a/tillsyn/A 2864-2026 tillsynsbegäran.docx
+++ b/tillsyn/A 2864-2026 tillsynsbegäran.docx
@@ -604,7 +604,7 @@
     <w:r>
       <w:tab/>
       <w:tab/>
-      <w:t>2026-03-01</w:t>
+      <w:t>2026-03-02</w:t>
       <w:br/>
       <w:br/>
     </w:r>

--- a/tillsyn/A 2864-2026 tillsynsbegäran.docx
+++ b/tillsyn/A 2864-2026 tillsynsbegäran.docx
@@ -604,7 +604,7 @@
     <w:r>
       <w:tab/>
       <w:tab/>
-      <w:t>2026-03-02</w:t>
+      <w:t>2026-03-03</w:t>
       <w:br/>
       <w:br/>
     </w:r>

--- a/tillsyn/A 2864-2026 tillsynsbegäran.docx
+++ b/tillsyn/A 2864-2026 tillsynsbegäran.docx
@@ -604,7 +604,7 @@
     <w:r>
       <w:tab/>
       <w:tab/>
-      <w:t>2026-03-03</w:t>
+      <w:t>2026-03-04</w:t>
       <w:br/>
       <w:br/>
     </w:r>

--- a/tillsyn/A 2864-2026 tillsynsbegäran.docx
+++ b/tillsyn/A 2864-2026 tillsynsbegäran.docx
@@ -604,7 +604,7 @@
     <w:r>
       <w:tab/>
       <w:tab/>
-      <w:t>2026-03-04</w:t>
+      <w:t>2026-03-05</w:t>
       <w:br/>
       <w:br/>
     </w:r>

--- a/tillsyn/A 2864-2026 tillsynsbegäran.docx
+++ b/tillsyn/A 2864-2026 tillsynsbegäran.docx
@@ -604,7 +604,7 @@
     <w:r>
       <w:tab/>
       <w:tab/>
-      <w:t>2026-03-05</w:t>
+      <w:t>2026-03-06</w:t>
       <w:br/>
       <w:br/>
     </w:r>

--- a/tillsyn/A 2864-2026 tillsynsbegäran.docx
+++ b/tillsyn/A 2864-2026 tillsynsbegäran.docx
@@ -604,7 +604,7 @@
     <w:r>
       <w:tab/>
       <w:tab/>
-      <w:t>2026-03-06</w:t>
+      <w:t>2026-03-07</w:t>
       <w:br/>
       <w:br/>
     </w:r>

--- a/tillsyn/A 2864-2026 tillsynsbegäran.docx
+++ b/tillsyn/A 2864-2026 tillsynsbegäran.docx
@@ -604,7 +604,7 @@
     <w:r>
       <w:tab/>
       <w:tab/>
-      <w:t>2026-03-07</w:t>
+      <w:t>2026-03-08</w:t>
       <w:br/>
       <w:br/>
     </w:r>

--- a/tillsyn/A 2864-2026 tillsynsbegäran.docx
+++ b/tillsyn/A 2864-2026 tillsynsbegäran.docx
@@ -604,7 +604,7 @@
     <w:r>
       <w:tab/>
       <w:tab/>
-      <w:t>2026-03-08</w:t>
+      <w:t>2026-03-09</w:t>
       <w:br/>
       <w:br/>
     </w:r>

--- a/tillsyn/A 2864-2026 tillsynsbegäran.docx
+++ b/tillsyn/A 2864-2026 tillsynsbegäran.docx
@@ -604,7 +604,7 @@
     <w:r>
       <w:tab/>
       <w:tab/>
-      <w:t>2026-03-09</w:t>
+      <w:t>2026-03-10</w:t>
       <w:br/>
       <w:br/>
     </w:r>

--- a/tillsyn/A 2864-2026 tillsynsbegäran.docx
+++ b/tillsyn/A 2864-2026 tillsynsbegäran.docx
@@ -183,7 +183,7 @@
         <w:t>Spillkråka (NT, §4)</w:t>
       </w:r>
       <w:r>
-        <w:t xml:space="preserve"> är rödlistad som nära hotad och ingår i bilaga 1 i EU:s fågeldirektiv. Den minskar i population på grund av minskad tillgång på lämpliga bo- och födoträd och minskad födotillgång. Spillkråkans minskningstakt har uppgått till 19 (24–10) % under de senaste 15 åren. Minskningstakten för den svenska populationen bedöms vara nära gränsvärdet för Sårbar (VU) (A2bc). Skogsbruk med korta omloppstider och täta, homogena ungskogar utgör det största hotet. Spillkråka är typisk art för </w:t>
+        <w:t xml:space="preserve"> är rödlistad som nära hotad och ingår i bilaga 1 i EU:s fågeldirektiv. Den minskar i population på grund av minskad tillgång på lämpliga bo- och födoträd och minskad födotillgång. Spillkråkans minskningstakt har uppgått till 19 (24–10) % under de senaste 15 åren och bedöms vara nära gränsvärdet för Sårbar (VU) (A2bc). Spillkråka är en nyckelart i skogliga miljöer vars övergivna bohål utnyttjas av flera andra hålhäckande fågelarter och fladdermöss. Den behöver grova träd, främst tall, asp och bok som boträd. Skogsbruk med korta omloppstider och täta, homogena ungskogar utgör det största hotet. Spillkråka är typisk art för </w:t>
       </w:r>
       <w:r>
         <w:rPr>
@@ -201,7 +201,7 @@
         <w:t xml:space="preserve"> 9740 Skogsbevuxen myr </w:t>
       </w:r>
       <w:r>
-        <w:t>(SLU Artdatabanken, 2023).</w:t>
+        <w:t>(SLU Artdatabanken, 2025; Skogsstyrelsen 2016).</w:t>
       </w:r>
     </w:p>
     <w:p>
@@ -446,7 +446,7 @@
         <w:t xml:space="preserve"> 9740 Skogsbevuxen myr</w:t>
       </w:r>
       <w:r>
-        <w:t xml:space="preserve"> och ingår i bilaga 1 i EU:s fågeldirektiv. Spillkråka lever i både barr- och blandskog liksom i ren lövskog. De tätaste populationerna tenderar att finnas i äldre, variationsrik blandskog med gott om död ved och gamla träd.</w:t>
+        <w:t xml:space="preserve"> och ingår i bilaga 1 i EU:s fågeldirektiv. Spillkråka lever i både barr- och blandskog liksom i ren lövskog. De tätaste populationerna tenderar att finnas i äldre, variationsrik blandskog med gott om död ved och gamla träd. Spillkråka är en nyckelart i skogliga miljöer vars övergivna bohål utnyttjas av flera andra hålhäckande fågelarter och fladdermöss (SLU Artdatabanken, 2023; Skogsstyrelsen 2016).</w:t>
       </w:r>
     </w:p>
     <w:p>
@@ -464,7 +464,21 @@
     </w:p>
     <w:p>
       <w:r>
-        <w:t xml:space="preserve">SLU Artdatabanken, 2021. </w:t>
+        <w:t xml:space="preserve">Skogsstyrelsen, 2016. </w:t>
+      </w:r>
+      <w:r>
+        <w:rPr>
+          <w:i/>
+        </w:rPr>
+        <w:t xml:space="preserve">Vägledning för hänsyn till spillkråka. </w:t>
+      </w:r>
+      <w:r>
+        <w:t>Vägledningar och kunskapsstöd artskydd – Skogsstyrelsen.</w:t>
+      </w:r>
+    </w:p>
+    <w:p>
+      <w:r>
+        <w:t xml:space="preserve">SLU Artdatabanken, 2023. </w:t>
       </w:r>
       <w:r>
         <w:rPr>
@@ -604,7 +618,7 @@
     <w:r>
       <w:tab/>
       <w:tab/>
-      <w:t>2026-03-10</w:t>
+      <w:t>2026-03-11</w:t>
       <w:br/>
       <w:br/>
     </w:r>

--- a/tillsyn/A 2864-2026 tillsynsbegäran.docx
+++ b/tillsyn/A 2864-2026 tillsynsbegäran.docx
@@ -618,7 +618,7 @@
     <w:r>
       <w:tab/>
       <w:tab/>
-      <w:t>2026-03-11</w:t>
+      <w:t>2026-03-12</w:t>
       <w:br/>
       <w:br/>
     </w:r>

--- a/tillsyn/A 2864-2026 tillsynsbegäran.docx
+++ b/tillsyn/A 2864-2026 tillsynsbegäran.docx
@@ -618,7 +618,7 @@
     <w:r>
       <w:tab/>
       <w:tab/>
-      <w:t>2026-03-12</w:t>
+      <w:t>2026-03-13</w:t>
       <w:br/>
       <w:br/>
     </w:r>

--- a/tillsyn/A 2864-2026 tillsynsbegäran.docx
+++ b/tillsyn/A 2864-2026 tillsynsbegäran.docx
@@ -618,7 +618,7 @@
     <w:r>
       <w:tab/>
       <w:tab/>
-      <w:t>2026-03-13</w:t>
+      <w:t>2026-03-16</w:t>
       <w:br/>
       <w:br/>
     </w:r>

--- a/tillsyn/A 2864-2026 tillsynsbegäran.docx
+++ b/tillsyn/A 2864-2026 tillsynsbegäran.docx
@@ -618,7 +618,7 @@
     <w:r>
       <w:tab/>
       <w:tab/>
-      <w:t>2026-03-16</w:t>
+      <w:t>2026-03-17</w:t>
       <w:br/>
       <w:br/>
     </w:r>

--- a/tillsyn/A 2864-2026 tillsynsbegäran.docx
+++ b/tillsyn/A 2864-2026 tillsynsbegäran.docx
@@ -618,7 +618,7 @@
     <w:r>
       <w:tab/>
       <w:tab/>
-      <w:t>2026-03-17</w:t>
+      <w:t>2026-03-18</w:t>
       <w:br/>
       <w:br/>
     </w:r>

--- a/tillsyn/A 2864-2026 tillsynsbegäran.docx
+++ b/tillsyn/A 2864-2026 tillsynsbegäran.docx
@@ -618,7 +618,7 @@
     <w:r>
       <w:tab/>
       <w:tab/>
-      <w:t>2026-03-18</w:t>
+      <w:t>2026-03-19</w:t>
       <w:br/>
       <w:br/>
     </w:r>

--- a/tillsyn/A 2864-2026 tillsynsbegäran.docx
+++ b/tillsyn/A 2864-2026 tillsynsbegäran.docx
@@ -618,7 +618,7 @@
     <w:r>
       <w:tab/>
       <w:tab/>
-      <w:t>2026-03-19</w:t>
+      <w:t>2026-03-20</w:t>
       <w:br/>
       <w:br/>
     </w:r>

--- a/tillsyn/A 2864-2026 tillsynsbegäran.docx
+++ b/tillsyn/A 2864-2026 tillsynsbegäran.docx
@@ -618,7 +618,7 @@
     <w:r>
       <w:tab/>
       <w:tab/>
-      <w:t>2026-03-20</w:t>
+      <w:t>2026-03-21</w:t>
       <w:br/>
       <w:br/>
     </w:r>

--- a/tillsyn/A 2864-2026 tillsynsbegäran.docx
+++ b/tillsyn/A 2864-2026 tillsynsbegäran.docx
@@ -618,7 +618,7 @@
     <w:r>
       <w:tab/>
       <w:tab/>
-      <w:t>2026-03-21</w:t>
+      <w:t>2026-03-22</w:t>
       <w:br/>
       <w:br/>
     </w:r>

--- a/tillsyn/A 2864-2026 tillsynsbegäran.docx
+++ b/tillsyn/A 2864-2026 tillsynsbegäran.docx
@@ -618,7 +618,7 @@
     <w:r>
       <w:tab/>
       <w:tab/>
-      <w:t>2026-03-22</w:t>
+      <w:t>2026-03-23</w:t>
       <w:br/>
       <w:br/>
     </w:r>

--- a/tillsyn/A 2864-2026 tillsynsbegäran.docx
+++ b/tillsyn/A 2864-2026 tillsynsbegäran.docx
@@ -618,7 +618,7 @@
     <w:r>
       <w:tab/>
       <w:tab/>
-      <w:t>2026-03-23</w:t>
+      <w:t>2026-03-24</w:t>
       <w:br/>
       <w:br/>
     </w:r>

--- a/tillsyn/A 2864-2026 tillsynsbegäran.docx
+++ b/tillsyn/A 2864-2026 tillsynsbegäran.docx
@@ -618,7 +618,7 @@
     <w:r>
       <w:tab/>
       <w:tab/>
-      <w:t>2026-03-24</w:t>
+      <w:t>2026-03-25</w:t>
       <w:br/>
       <w:br/>
     </w:r>

--- a/tillsyn/A 2864-2026 tillsynsbegäran.docx
+++ b/tillsyn/A 2864-2026 tillsynsbegäran.docx
@@ -618,7 +618,7 @@
     <w:r>
       <w:tab/>
       <w:tab/>
-      <w:t>2026-03-25</w:t>
+      <w:t>2026-03-26</w:t>
       <w:br/>
       <w:br/>
     </w:r>

--- a/tillsyn/A 2864-2026 tillsynsbegäran.docx
+++ b/tillsyn/A 2864-2026 tillsynsbegäran.docx
@@ -618,7 +618,7 @@
     <w:r>
       <w:tab/>
       <w:tab/>
-      <w:t>2026-03-26</w:t>
+      <w:t>2026-03-27</w:t>
       <w:br/>
       <w:br/>
     </w:r>

--- a/tillsyn/A 2864-2026 tillsynsbegäran.docx
+++ b/tillsyn/A 2864-2026 tillsynsbegäran.docx
@@ -618,7 +618,7 @@
     <w:r>
       <w:tab/>
       <w:tab/>
-      <w:t>2026-03-27</w:t>
+      <w:t>2026-03-28</w:t>
       <w:br/>
       <w:br/>
     </w:r>

--- a/tillsyn/A 2864-2026 tillsynsbegäran.docx
+++ b/tillsyn/A 2864-2026 tillsynsbegäran.docx
@@ -618,7 +618,7 @@
     <w:r>
       <w:tab/>
       <w:tab/>
-      <w:t>2026-03-28</w:t>
+      <w:t>2026-03-29</w:t>
       <w:br/>
       <w:br/>
     </w:r>

--- a/tillsyn/A 2864-2026 tillsynsbegäran.docx
+++ b/tillsyn/A 2864-2026 tillsynsbegäran.docx
@@ -618,7 +618,7 @@
     <w:r>
       <w:tab/>
       <w:tab/>
-      <w:t>2026-03-29</w:t>
+      <w:t>2026-03-30</w:t>
       <w:br/>
       <w:br/>
     </w:r>

--- a/tillsyn/A 2864-2026 tillsynsbegäran.docx
+++ b/tillsyn/A 2864-2026 tillsynsbegäran.docx
@@ -618,7 +618,7 @@
     <w:r>
       <w:tab/>
       <w:tab/>
-      <w:t>2026-03-30</w:t>
+      <w:t>2026-03-31</w:t>
       <w:br/>
       <w:br/>
     </w:r>

--- a/tillsyn/A 2864-2026 tillsynsbegäran.docx
+++ b/tillsyn/A 2864-2026 tillsynsbegäran.docx
@@ -618,7 +618,7 @@
     <w:r>
       <w:tab/>
       <w:tab/>
-      <w:t>2026-03-31</w:t>
+      <w:t>2026-04-01</w:t>
       <w:br/>
       <w:br/>
     </w:r>

--- a/tillsyn/A 2864-2026 tillsynsbegäran.docx
+++ b/tillsyn/A 2864-2026 tillsynsbegäran.docx
@@ -618,7 +618,7 @@
     <w:r>
       <w:tab/>
       <w:tab/>
-      <w:t>2026-04-01</w:t>
+      <w:t>2026-04-02</w:t>
       <w:br/>
       <w:br/>
     </w:r>

--- a/tillsyn/A 2864-2026 tillsynsbegäran.docx
+++ b/tillsyn/A 2864-2026 tillsynsbegäran.docx
@@ -618,7 +618,7 @@
     <w:r>
       <w:tab/>
       <w:tab/>
-      <w:t>2026-04-02</w:t>
+      <w:t>2026-04-03</w:t>
       <w:br/>
       <w:br/>
     </w:r>

--- a/tillsyn/A 2864-2026 tillsynsbegäran.docx
+++ b/tillsyn/A 2864-2026 tillsynsbegäran.docx
@@ -618,7 +618,7 @@
     <w:r>
       <w:tab/>
       <w:tab/>
-      <w:t>2026-04-03</w:t>
+      <w:t>2026-04-04</w:t>
       <w:br/>
       <w:br/>
     </w:r>

--- a/tillsyn/A 2864-2026 tillsynsbegäran.docx
+++ b/tillsyn/A 2864-2026 tillsynsbegäran.docx
@@ -618,7 +618,7 @@
     <w:r>
       <w:tab/>
       <w:tab/>
-      <w:t>2026-04-04</w:t>
+      <w:t>2026-04-05</w:t>
       <w:br/>
       <w:br/>
     </w:r>

--- a/tillsyn/A 2864-2026 tillsynsbegäran.docx
+++ b/tillsyn/A 2864-2026 tillsynsbegäran.docx
@@ -618,7 +618,7 @@
     <w:r>
       <w:tab/>
       <w:tab/>
-      <w:t>2026-04-05</w:t>
+      <w:t>2026-04-06</w:t>
       <w:br/>
       <w:br/>
     </w:r>

--- a/tillsyn/A 2864-2026 tillsynsbegäran.docx
+++ b/tillsyn/A 2864-2026 tillsynsbegäran.docx
@@ -98,7 +98,7 @@
         <w:t>Mindre märgborre</w:t>
       </w:r>
       <w:r>
-        <w:t xml:space="preserve"> är en signalart för tallskog med höga naturvärden och betraktas tillsammans med skarptandad barkborre (NT) som nyckelarter för ett antal sällsynta åtgärdsprogramsarter som är beroende av deras gångsystem. Bland dessa kan nämnas avlång barkborre (VU), </w:t>
+        <w:t xml:space="preserve"> är en signalart för tallskog med höga naturvärden och betraktas tillsammans med skarptandad barkborre som nyckelarter för ett antal sällsynta åtgärdsprogramsarter som är beroende av deras gångsystem. Bland dessa kan nämnas avlång barkborre (VU), </w:t>
       </w:r>
       <w:r>
         <w:rPr>
@@ -107,7 +107,7 @@
         <w:t>Corticeus longulus</w:t>
       </w:r>
       <w:r>
-        <w:t xml:space="preserve"> (VU), tallbarksvartbagge (VU), tallgångbagge (VU) och cholodkovskys bastborre (NT). Den mindre märgborrens måsvingeliknande gnaggångar är lätta att känna igen och hittas ofta på grova tallgrenar på marken. Rika förekomster av främst mindre märgborre men även skarptandad barkborre (NT) är en signal för artrikedom och inventeringar har visat att det är i skogar med en naturlig självgallring som det skapas förutsättningar för dessa arter samt de efterföljande åtgärdsprogramsarterna. Tallskogar med stark förekomst av mindre märgborre och skarptandad barkborre bör avsättas som reservat. Generellt bör hänsyn tas vid slutavverkning av talldominerad skog så att avverkningsrester som gren- och toppdelar lämnas. Mindre märgborre är typisk art för </w:t>
+        <w:t xml:space="preserve"> (VU), tallgångbagge (VU), cholodkovskys bastborre (NT) och tallbarksvartbagge (NT). Den mindre märgborrens måsvingeliknande gnaggångar är lätta att känna igen och hittas ofta på grova tallgrenar på marken. Rika förekomster av främst mindre märgborre men även skarptandad barkborre är en signal för artrikedom och inventeringar har visat att det är i skogar med en naturlig självgallring som det skapas förutsättningar för dessa arter samt de efterföljande åtgärdsprogramsarterna. Tallskogar med stark förekomst av mindre märgborre och skarptandad barkborre bör avsättas som reservat. Generellt bör hänsyn tas vid slutavverkning av talldominerad skog så att avverkningsrester som gren- och toppdelar lämnas. Mindre märgborre är typisk art för </w:t>
       </w:r>
       <w:r>
         <w:rPr>
@@ -116,7 +116,7 @@
         <w:t>9060 Åsbarrskog</w:t>
       </w:r>
       <w:r>
-        <w:t xml:space="preserve"> (Pettersson, 2014; Hedgren, 2012; Gunnarsson m fl., 1999).</w:t>
+        <w:t xml:space="preserve"> (SLU Artdatabanken, 2026; Pettersson, 2014; Hedgren, 2012; Gunnarsson m fl., 1999).</w:t>
       </w:r>
     </w:p>
     <w:p>
@@ -180,10 +180,10 @@
         <w:rPr>
           <w:b/>
         </w:rPr>
-        <w:t>Spillkråka (NT, §4)</w:t>
+        <w:t>Spillkråka (§4)</w:t>
       </w:r>
       <w:r>
-        <w:t xml:space="preserve"> är rödlistad som nära hotad och ingår i bilaga 1 i EU:s fågeldirektiv. Den minskar i population på grund av minskad tillgång på lämpliga bo- och födoträd och minskad födotillgång. Spillkråkans minskningstakt har uppgått till 19 (24–10) % under de senaste 15 åren och bedöms vara nära gränsvärdet för Sårbar (VU) (A2bc). Spillkråka är en nyckelart i skogliga miljöer vars övergivna bohål utnyttjas av flera andra hålhäckande fågelarter och fladdermöss. Den behöver grova träd, främst tall, asp och bok som boträd. Skogsbruk med korta omloppstider och täta, homogena ungskogar utgör det största hotet. Spillkråka är typisk art för </w:t>
+        <w:t xml:space="preserve"> omfattas av bilaga 1 i EU:s fågeldirektiv och är typisk art för </w:t>
       </w:r>
       <w:r>
         <w:rPr>
@@ -198,10 +198,10 @@
         <w:rPr>
           <w:i/>
         </w:rPr>
-        <w:t xml:space="preserve"> 9740 Skogsbevuxen myr </w:t>
+        <w:t xml:space="preserve"> 9740 Skogsbevuxen myr</w:t>
       </w:r>
       <w:r>
-        <w:t>(SLU Artdatabanken, 2025; Skogsstyrelsen 2016).</w:t>
+        <w:t>. Den behöver grova träd, främst tall, asp och bok som boträd. Skogsbruk med korta omloppstider och täta, homogena ungskogar utgör det största hotet. Spillkråka är en nyckelart i skogliga miljöer vars övergivna bohål utnyttjas av flera andra hålhäckande fågelarter och fladdermöss, däribland pärluggla (EN, §4), knipa (§4), salskrake (§4) och skogsduva (§4). Hökuggla (VU, §4) och slaguggla (§4) häckar ofta i högstubbar som brutits av i höjd med ett gammalt spillkråkebo (SLU Artdatabanken, 2026; Skogsstyrelsen, 2016).</w:t>
       </w:r>
     </w:p>
     <w:p>
@@ -234,7 +234,7 @@
     </w:p>
     <w:p>
       <w:r>
-        <w:t xml:space="preserve">Mindre märgborre är en signalart för tallskog med höga naturvärden och kan lätt konstateras genom sina karaktäristiska måsvingeliknande gnagspår som ofta hittas på grova tallgrenar på marken. Mindre märgborre betraktas tillsammans med skarptandad barkborre (NT) som nyckelarter, eftersom en rad sällsynta efterföljande arter är beroende av deras gångsystem. Bland dessa kan nämnas åtgärdsprogramsarterna avlång barkborre (VU), </w:t>
+        <w:t xml:space="preserve">Mindre märgborre är en signalart för tallskog med höga naturvärden och kan lätt konstateras genom sina karaktäristiska måsvingeliknande gnagspår som ofta hittas på grova tallgrenar på marken. Mindre märgborre betraktas tillsammans med skarptandad barkborre som nyckelarter, eftersom en rad sällsynta efterföljande arter är beroende av deras gångsystem. Bland dessa kan nämnas åtgärdsprogramsarterna avlång barkborre (VU), </w:t>
       </w:r>
       <w:r>
         <w:rPr>
@@ -243,7 +243,7 @@
         <w:t>Corticeus longulus</w:t>
       </w:r>
       <w:r>
-        <w:t xml:space="preserve"> (VU), tallbarksvartbagge (VU), tallgångbagge (VU) och cholodkovskys bastborre (NT) (Pettersson, 2014; Gunnarsson m fl., 1999).</w:t>
+        <w:t xml:space="preserve"> (VU), tallgångbagge (VU), cholodkovskys bastborre (NT) och tallbarksvartbagge (NT) (Pettersson, 2014; Gunnarsson m fl., 1999).</w:t>
       </w:r>
     </w:p>
     <w:p>
@@ -253,12 +253,12 @@
     </w:p>
     <w:p>
       <w:r>
-        <w:t>Ett tydligt exempel på en generalist som gynnas av dagens skogsbruk är större märgborre på nydöd tall. Denna utvecklas förutom i vindfällen gärna i avverkningsavfall, inklusive avverkningsstubbar och röjningsstammar. Därmed har den större märgborren möjlighet att upprätthålla stora och stabila populationer på huvuddelen av landets skogsmark, vilket leder till en trivialisering av faunan. Större märgborre inverkar sannolikt direkt negativt på arter som tolvtandad barkborre (EN) och avlång barkborre (VU), och indirekt på de som är gynnade av blånadssvampar, dvs. följearter till framförallt mindre märgborre och skarptandad barkborre (NT). De barkborrar som missgynnas av större märgborre är i mycket högre grad gynnade av tallar som dör genom självgallring, dvs. i normalfallet skog som inte används till skogsproduktion (Pettersson, 2014; Wikars, skriftl.).</w:t>
+        <w:t>Ett tydligt exempel på en generalist som gynnas av dagens skogsbruk är större märgborre på nydöd tall. Denna utvecklas förutom i vindfällen gärna i avverkningsavfall, inklusive avverkningsstubbar och röjningsstammar. Därmed har den större märgborren möjlighet att upprätthålla stora och stabila populationer på huvuddelen av landets skogsmark, vilket leder till en trivialisering av faunan. Större märgborre inverkar sannolikt direkt negativt på arter som tolvtandad barkborre (EN) och avlång barkborre (VU), och indirekt på de som är gynnade av blånadssvampar, dvs. följearter till framförallt mindre märgborre och skarptandad barkborre. De barkborrar som missgynnas av större märgborre är i mycket högre grad gynnade av tallar som dör genom självgallring, dvs. i normalfallet skog som inte används till skogsproduktion (Pettersson, 2014; Wikars, skriftl.).</w:t>
       </w:r>
     </w:p>
     <w:p>
       <w:r>
-        <w:t xml:space="preserve">Rika förekomster av främst mindre märgborre men även skarptandad barkborre (NT) är en signal för artrikedom och inventeringar har visat att det är i skogar med en naturlig självgallring som det skapas förutsättningar för dessa arter samt de efterföljande åtgärdsprogramsarterna (Pettersson, 2014; Hedgren, 2012). Tallskogar med stark förekomst av mindre märgborre och skarptandad barkborre bör avsättas som reservat. Generellt bör hänsyn tas vid slutavverkning av talldominerad skog så att avverkningsrester som gren- och toppdelar (s.k. GROT) lämnas. Mindre märgborre är typisk art för </w:t>
+        <w:t xml:space="preserve">Rika förekomster av främst mindre märgborre men även skarptandad barkborre är en signal för artrikedom och inventeringar har visat att det är i skogar med en naturlig självgallring som det skapas förutsättningar för dessa arter samt de efterföljande åtgärdsprogramsarterna (Pettersson, 2014; Hedgren, 2012). Tallskogar med stark förekomst av mindre märgborre och skarptandad barkborre bör avsättas som reservat. Generellt bör hänsyn tas vid slutavverkning av talldominerad skog så att avverkningsrester som gren- och toppdelar (s.k. GROT) lämnas. Mindre märgborre är typisk art för </w:t>
       </w:r>
       <w:r>
         <w:rPr>
@@ -267,7 +267,7 @@
         <w:t>9060 Åsbarrskog</w:t>
       </w:r>
       <w:r>
-        <w:t xml:space="preserve"> (Pettersson, 2014; SLU Artdatabanken, 2024).</w:t>
+        <w:t xml:space="preserve"> (Pettersson, 2014; SLU Artdatabanken, 2026).</w:t>
       </w:r>
     </w:p>
     <w:p>
@@ -378,7 +378,7 @@
     </w:p>
     <w:p>
       <w:r>
-        <w:t xml:space="preserve">SLU Artdatabanken, 2024. </w:t>
+        <w:t xml:space="preserve">SLU Artdatabanken, 2026. </w:t>
       </w:r>
       <w:r>
         <w:rPr>
@@ -428,7 +428,7 @@
     </w:p>
     <w:p>
       <w:r>
-        <w:t xml:space="preserve">Spillkråka (NT) är rödlistad som nära hotad, fridlyst enligt §4 Artskyddsförordningen, typisk art för </w:t>
+        <w:t xml:space="preserve">Spillkråka (§4) ingår i bilaga 1 EU:s fågeldirektiv och är typisk art för </w:t>
       </w:r>
       <w:r>
         <w:rPr>
@@ -446,12 +446,12 @@
         <w:t xml:space="preserve"> 9740 Skogsbevuxen myr</w:t>
       </w:r>
       <w:r>
-        <w:t xml:space="preserve"> och ingår i bilaga 1 i EU:s fågeldirektiv. Spillkråka lever i både barr- och blandskog liksom i ren lövskog. De tätaste populationerna tenderar att finnas i äldre, variationsrik blandskog med gott om död ved och gamla träd. Spillkråka är en nyckelart i skogliga miljöer vars övergivna bohål utnyttjas av flera andra hålhäckande fågelarter och fladdermöss (SLU Artdatabanken, 2023; Skogsstyrelsen 2016).</w:t>
+        <w:t>. Den lever i både barr- och blandskog liksom i ren lövskog. De tätaste populationerna tenderar att finnas i äldre, variationsrik blandskog med gott om död ved och gamla träd. Varje par utnyttjar 400–1000 hektar skog beroende på skogens kvalitet. Skogsbruk med korta omloppstider och täta, homogena ungskogar utgör det största hotet (SLU Artdatabanken, 2026).</w:t>
       </w:r>
     </w:p>
     <w:p>
       <w:r>
-        <w:t>Varje par utnyttjar 400–1000 hektar skog beroende på skogens kvalitet. En minskning av populationen pågår på grund av minskad tillgång på lämpliga bo- och födoträd och minskad födotillgång. Spillkråkans minskningstakt har uppgått till 19 (24–10) % under de senaste 15 åren. Minskningstakten för den svenska populationen bedöms vara nära gränsvärdet för Sårbar (VU) (A2bc). Skogsbruk med korta omloppstider och täta, homogena ungskogar utgör det största hotet (SLU Artdatabanken 2023).</w:t>
+        <w:t>Spillkråka är en nyckelart i skogliga miljöer vars övergivna bohål utnyttjas av flera andra hålhäckande fågelarter och fladdermöss, däribland pärluggla (EN, §4), knipa (§4), salskrake (§4) och skogsduva (§4). Hökuggla (VU, §4) och slaguggla (§4) häckar ofta i högstubbar som brutits av i höjd med ett gammalt spillkråkebo (Skogsstyrelsen, 2016).</w:t>
       </w:r>
     </w:p>
     <w:p>
@@ -478,7 +478,7 @@
     </w:p>
     <w:p>
       <w:r>
-        <w:t xml:space="preserve">SLU Artdatabanken, 2023. </w:t>
+        <w:t xml:space="preserve">SLU Artdatabanken, 2026. </w:t>
       </w:r>
       <w:r>
         <w:rPr>
@@ -487,7 +487,7 @@
         <w:t xml:space="preserve">Artfaktablad. Naturvård – artfakta. </w:t>
       </w:r>
       <w:r>
-        <w:t>SLU Artdatabanken, Uppsala</w:t>
+        <w:t>SLU Artdatabanken, Uppsala.</w:t>
       </w:r>
     </w:p>
     <w:sectPr>
@@ -618,7 +618,7 @@
     <w:r>
       <w:tab/>
       <w:tab/>
-      <w:t>2026-04-06</w:t>
+      <w:t>2026-04-07</w:t>
       <w:br/>
       <w:br/>
     </w:r>

--- a/tillsyn/A 2864-2026 tillsynsbegäran.docx
+++ b/tillsyn/A 2864-2026 tillsynsbegäran.docx
@@ -618,7 +618,7 @@
     <w:r>
       <w:tab/>
       <w:tab/>
-      <w:t>2026-04-07</w:t>
+      <w:t>2026-04-08</w:t>
       <w:br/>
       <w:br/>
     </w:r>

--- a/tillsyn/A 2864-2026 tillsynsbegäran.docx
+++ b/tillsyn/A 2864-2026 tillsynsbegäran.docx
@@ -618,7 +618,7 @@
     <w:r>
       <w:tab/>
       <w:tab/>
-      <w:t>2026-04-08</w:t>
+      <w:t>2026-04-09</w:t>
       <w:br/>
       <w:br/>
     </w:r>

--- a/tillsyn/A 2864-2026 tillsynsbegäran.docx
+++ b/tillsyn/A 2864-2026 tillsynsbegäran.docx
@@ -618,7 +618,7 @@
     <w:r>
       <w:tab/>
       <w:tab/>
-      <w:t>2026-04-09</w:t>
+      <w:t>2026-04-10</w:t>
       <w:br/>
       <w:br/>
     </w:r>

--- a/tillsyn/A 2864-2026 tillsynsbegäran.docx
+++ b/tillsyn/A 2864-2026 tillsynsbegäran.docx
@@ -618,7 +618,7 @@
     <w:r>
       <w:tab/>
       <w:tab/>
-      <w:t>2026-04-10</w:t>
+      <w:t>2026-04-11</w:t>
       <w:br/>
       <w:br/>
     </w:r>

--- a/tillsyn/A 2864-2026 tillsynsbegäran.docx
+++ b/tillsyn/A 2864-2026 tillsynsbegäran.docx
@@ -618,7 +618,7 @@
     <w:r>
       <w:tab/>
       <w:tab/>
-      <w:t>2026-04-11</w:t>
+      <w:t>2026-04-12</w:t>
       <w:br/>
       <w:br/>
     </w:r>

--- a/tillsyn/A 2864-2026 tillsynsbegäran.docx
+++ b/tillsyn/A 2864-2026 tillsynsbegäran.docx
@@ -618,7 +618,7 @@
     <w:r>
       <w:tab/>
       <w:tab/>
-      <w:t>2026-04-14</w:t>
+      <w:t>2026-04-15</w:t>
       <w:br/>
       <w:br/>
     </w:r>

--- a/tillsyn/A 2864-2026 tillsynsbegäran.docx
+++ b/tillsyn/A 2864-2026 tillsynsbegäran.docx
@@ -618,7 +618,7 @@
     <w:r>
       <w:tab/>
       <w:tab/>
-      <w:t>2026-04-15</w:t>
+      <w:t>2026-04-16</w:t>
       <w:br/>
       <w:br/>
     </w:r>

--- a/tillsyn/A 2864-2026 tillsynsbegäran.docx
+++ b/tillsyn/A 2864-2026 tillsynsbegäran.docx
@@ -618,7 +618,7 @@
     <w:r>
       <w:tab/>
       <w:tab/>
-      <w:t>2026-04-16</w:t>
+      <w:t>2026-04-17</w:t>
       <w:br/>
       <w:br/>
     </w:r>

--- a/tillsyn/A 2864-2026 tillsynsbegäran.docx
+++ b/tillsyn/A 2864-2026 tillsynsbegäran.docx
@@ -618,7 +618,7 @@
     <w:r>
       <w:tab/>
       <w:tab/>
-      <w:t>2026-04-17</w:t>
+      <w:t>2026-04-18</w:t>
       <w:br/>
       <w:br/>
     </w:r>

--- a/tillsyn/A 2864-2026 tillsynsbegäran.docx
+++ b/tillsyn/A 2864-2026 tillsynsbegäran.docx
@@ -618,7 +618,7 @@
     <w:r>
       <w:tab/>
       <w:tab/>
-      <w:t>2026-04-18</w:t>
+      <w:t>2026-04-19</w:t>
       <w:br/>
       <w:br/>
     </w:r>

--- a/tillsyn/A 2864-2026 tillsynsbegäran.docx
+++ b/tillsyn/A 2864-2026 tillsynsbegäran.docx
@@ -629,7 +629,7 @@
     <w:r>
       <w:tab/>
       <w:tab/>
-      <w:t>2026-05-16</w:t>
+      <w:t>2026-05-17</w:t>
       <w:br/>
       <w:br/>
     </w:r>

--- a/tillsyn/A 2864-2026 tillsynsbegäran.docx
+++ b/tillsyn/A 2864-2026 tillsynsbegäran.docx
@@ -629,7 +629,7 @@
     <w:r>
       <w:tab/>
       <w:tab/>
-      <w:t>2026-05-17</w:t>
+      <w:t>2026-05-18</w:t>
       <w:br/>
       <w:br/>
     </w:r>

--- a/tillsyn/A 2864-2026 tillsynsbegäran.docx
+++ b/tillsyn/A 2864-2026 tillsynsbegäran.docx
@@ -628,7 +628,7 @@
     <w:r>
       <w:tab/>
       <w:tab/>
-      <w:t>2026-07-13</w:t>
+      <w:t>2026-07-14</w:t>
       <w:br/>
       <w:br/>
     </w:r>

--- a/tillsyn/A 2864-2026 tillsynsbegäran.docx
+++ b/tillsyn/A 2864-2026 tillsynsbegäran.docx
@@ -628,7 +628,7 @@
     <w:r>
       <w:tab/>
       <w:tab/>
-      <w:t>2026-07-14</w:t>
+      <w:t>2026-07-15</w:t>
       <w:br/>
       <w:br/>
     </w:r>

--- a/tillsyn/A 2864-2026 tillsynsbegäran.docx
+++ b/tillsyn/A 2864-2026 tillsynsbegäran.docx
@@ -628,7 +628,7 @@
     <w:r>
       <w:tab/>
       <w:tab/>
-      <w:t>2026-07-15</w:t>
+      <w:t>2026-07-16</w:t>
       <w:br/>
       <w:br/>
     </w:r>

--- a/tillsyn/A 2864-2026 tillsynsbegäran.docx
+++ b/tillsyn/A 2864-2026 tillsynsbegäran.docx
@@ -628,7 +628,7 @@
     <w:r>
       <w:tab/>
       <w:tab/>
-      <w:t>2026-07-16</w:t>
+      <w:t>2026-07-17</w:t>
       <w:br/>
       <w:br/>
     </w:r>

--- a/tillsyn/A 2864-2026 tillsynsbegäran.docx
+++ b/tillsyn/A 2864-2026 tillsynsbegäran.docx
@@ -628,7 +628,7 @@
     <w:r>
       <w:tab/>
       <w:tab/>
-      <w:t>2026-07-17</w:t>
+      <w:t>2026-07-18</w:t>
       <w:br/>
       <w:br/>
     </w:r>

--- a/tillsyn/A 2864-2026 tillsynsbegäran.docx
+++ b/tillsyn/A 2864-2026 tillsynsbegäran.docx
@@ -628,7 +628,7 @@
     <w:r>
       <w:tab/>
       <w:tab/>
-      <w:t>2026-07-18</w:t>
+      <w:t>2026-07-19</w:t>
       <w:br/>
       <w:br/>
     </w:r>

--- a/tillsyn/A 2864-2026 tillsynsbegäran.docx
+++ b/tillsyn/A 2864-2026 tillsynsbegäran.docx
@@ -628,7 +628,7 @@
     <w:r>
       <w:tab/>
       <w:tab/>
-      <w:t>2026-07-19</w:t>
+      <w:t>2026-07-20</w:t>
       <w:br/>
       <w:br/>
     </w:r>

--- a/tillsyn/A 2864-2026 tillsynsbegäran.docx
+++ b/tillsyn/A 2864-2026 tillsynsbegäran.docx
@@ -628,7 +628,7 @@
     <w:r>
       <w:tab/>
       <w:tab/>
-      <w:t>2026-07-20</w:t>
+      <w:t>2026-07-21</w:t>
       <w:br/>
       <w:br/>
     </w:r>

--- a/tillsyn/A 2864-2026 tillsynsbegäran.docx
+++ b/tillsyn/A 2864-2026 tillsynsbegäran.docx
@@ -628,7 +628,7 @@
     <w:r>
       <w:tab/>
       <w:tab/>
-      <w:t>2026-07-21</w:t>
+      <w:t>2026-07-22</w:t>
       <w:br/>
       <w:br/>
     </w:r>

--- a/tillsyn/A 2864-2026 tillsynsbegäran.docx
+++ b/tillsyn/A 2864-2026 tillsynsbegäran.docx
@@ -628,7 +628,7 @@
     <w:r>
       <w:tab/>
       <w:tab/>
-      <w:t>2026-07-22</w:t>
+      <w:t>2026-07-23</w:t>
       <w:br/>
       <w:br/>
     </w:r>

--- a/tillsyn/A 2864-2026 tillsynsbegäran.docx
+++ b/tillsyn/A 2864-2026 tillsynsbegäran.docx
@@ -628,7 +628,7 @@
     <w:r>
       <w:tab/>
       <w:tab/>
-      <w:t>2026-07-23</w:t>
+      <w:t>2026-07-24</w:t>
       <w:br/>
       <w:br/>
     </w:r>

--- a/tillsyn/A 2864-2026 tillsynsbegäran.docx
+++ b/tillsyn/A 2864-2026 tillsynsbegäran.docx
@@ -628,7 +628,7 @@
     <w:r>
       <w:tab/>
       <w:tab/>
-      <w:t>2026-07-24</w:t>
+      <w:t>2026-07-25</w:t>
       <w:br/>
       <w:br/>
     </w:r>

--- a/tillsyn/A 2864-2026 tillsynsbegäran.docx
+++ b/tillsyn/A 2864-2026 tillsynsbegäran.docx
@@ -628,7 +628,7 @@
     <w:r>
       <w:tab/>
       <w:tab/>
-      <w:t>2026-07-25</w:t>
+      <w:t>2026-07-26</w:t>
       <w:br/>
       <w:br/>
     </w:r>

--- a/tillsyn/A 2864-2026 tillsynsbegäran.docx
+++ b/tillsyn/A 2864-2026 tillsynsbegäran.docx
@@ -628,7 +628,7 @@
     <w:r>
       <w:tab/>
       <w:tab/>
-      <w:t>2026-07-26</w:t>
+      <w:t>2026-07-27</w:t>
       <w:br/>
       <w:br/>
     </w:r>

--- a/tillsyn/A 2864-2026 tillsynsbegäran.docx
+++ b/tillsyn/A 2864-2026 tillsynsbegäran.docx
@@ -628,7 +628,7 @@
     <w:r>
       <w:tab/>
       <w:tab/>
-      <w:t>2026-07-27</w:t>
+      <w:t>2026-07-28</w:t>
       <w:br/>
       <w:br/>
     </w:r>

--- a/tillsyn/A 2864-2026 tillsynsbegäran.docx
+++ b/tillsyn/A 2864-2026 tillsynsbegäran.docx
@@ -628,7 +628,7 @@
     <w:r>
       <w:tab/>
       <w:tab/>
-      <w:t>2026-07-28</w:t>
+      <w:t>2026-07-29</w:t>
       <w:br/>
       <w:br/>
     </w:r>

--- a/tillsyn/A 2864-2026 tillsynsbegäran.docx
+++ b/tillsyn/A 2864-2026 tillsynsbegäran.docx
@@ -628,7 +628,7 @@
     <w:r>
       <w:tab/>
       <w:tab/>
-      <w:t>2026-07-29</w:t>
+      <w:t>2026-07-30</w:t>
       <w:br/>
       <w:br/>
     </w:r>

--- a/tillsyn/A 2864-2026 tillsynsbegäran.docx
+++ b/tillsyn/A 2864-2026 tillsynsbegäran.docx
@@ -628,7 +628,7 @@
     <w:r>
       <w:tab/>
       <w:tab/>
-      <w:t>2026-07-30</w:t>
+      <w:t>2026-07-31</w:t>
       <w:br/>
       <w:br/>
     </w:r>

--- a/tillsyn/A 2864-2026 tillsynsbegäran.docx
+++ b/tillsyn/A 2864-2026 tillsynsbegäran.docx
@@ -628,7 +628,7 @@
     <w:r>
       <w:tab/>
       <w:tab/>
-      <w:t>2026-07-31</w:t>
+      <w:t>2026-08-01</w:t>
       <w:br/>
       <w:br/>
     </w:r>

--- a/tillsyn/A 2864-2026 tillsynsbegäran.docx
+++ b/tillsyn/A 2864-2026 tillsynsbegäran.docx
@@ -628,7 +628,7 @@
     <w:r>
       <w:tab/>
       <w:tab/>
-      <w:t>2026-08-01</w:t>
+      <w:t>2026-08-02</w:t>
       <w:br/>
       <w:br/>
     </w:r>

--- a/tillsyn/A 2864-2026 tillsynsbegäran.docx
+++ b/tillsyn/A 2864-2026 tillsynsbegäran.docx
@@ -628,7 +628,7 @@
     <w:r>
       <w:tab/>
       <w:tab/>
-      <w:t>2026-08-02</w:t>
+      <w:t>2026-08-03</w:t>
       <w:br/>
       <w:br/>
     </w:r>

--- a/tillsyn/A 2864-2026 tillsynsbegäran.docx
+++ b/tillsyn/A 2864-2026 tillsynsbegäran.docx
@@ -628,7 +628,7 @@
     <w:r>
       <w:tab/>
       <w:tab/>
-      <w:t>2026-08-03</w:t>
+      <w:t>2026-08-05</w:t>
       <w:br/>
       <w:br/>
     </w:r>

--- a/tillsyn/A 2864-2026 tillsynsbegäran.docx
+++ b/tillsyn/A 2864-2026 tillsynsbegäran.docx
@@ -628,7 +628,7 @@
     <w:r>
       <w:tab/>
       <w:tab/>
-      <w:t>2026-08-05</w:t>
+      <w:t>2026-08-07</w:t>
       <w:br/>
       <w:br/>
     </w:r>

--- a/tillsyn/A 2864-2026 tillsynsbegäran.docx
+++ b/tillsyn/A 2864-2026 tillsynsbegäran.docx
@@ -628,7 +628,7 @@
     <w:r>
       <w:tab/>
       <w:tab/>
-      <w:t>2026-08-07</w:t>
+      <w:t>2026-08-08</w:t>
       <w:br/>
       <w:br/>
     </w:r>

--- a/tillsyn/A 2864-2026 tillsynsbegäran.docx
+++ b/tillsyn/A 2864-2026 tillsynsbegäran.docx
@@ -60,7 +60,7 @@
         <w:spacing w:after="240"/>
       </w:pPr>
       <w:r>
-        <w:t>Figur 1. Fyndplatser för naturvårdsarter i och inom 21 meter från avverkningsanmälan. Markörer utan svart kant är placerade på fyndplatsen. Markörer med svart kant är placerade vid sidan av fyndplatsen har ett svart streck som visar fyndplatsens exakta position. Kartans mittpunktskoordinat är N 6289910, E 594350 i SWEREF 99 TM.</w:t>
+        <w:t>Figur 1. Fyndplatser för naturvårdsarter i och inom 21 meter från avverkningsanmälan. Markörer utan svart kant är placerade på fyndplatsen. Markörer med svart kant är placerade vid sidan av fyndplatsen och har ett svart streck som visar fyndplatsens exakta position. Kartans mittpunktskoordinat är N 6289910, E 594350 i SWEREF 99 TM.</w:t>
       </w:r>
     </w:p>
     <w:p>
@@ -628,7 +628,7 @@
     <w:r>
       <w:tab/>
       <w:tab/>
-      <w:t>2026-08-14</w:t>
+      <w:t>2026-08-15</w:t>
       <w:br/>
       <w:br/>
     </w:r>

--- a/tillsyn/A 2864-2026 tillsynsbegäran.docx
+++ b/tillsyn/A 2864-2026 tillsynsbegäran.docx
@@ -628,7 +628,7 @@
     <w:r>
       <w:tab/>
       <w:tab/>
-      <w:t>2026-08-15</w:t>
+      <w:t>2026-08-16</w:t>
       <w:br/>
       <w:br/>
     </w:r>

--- a/tillsyn/A 2864-2026 tillsynsbegäran.docx
+++ b/tillsyn/A 2864-2026 tillsynsbegäran.docx
@@ -628,7 +628,7 @@
     <w:r>
       <w:tab/>
       <w:tab/>
-      <w:t>2026-08-16</w:t>
+      <w:t>2026-08-17</w:t>
       <w:br/>
       <w:br/>
     </w:r>

--- a/tillsyn/A 2864-2026 tillsynsbegäran.docx
+++ b/tillsyn/A 2864-2026 tillsynsbegäran.docx
@@ -628,7 +628,7 @@
     <w:r>
       <w:tab/>
       <w:tab/>
-      <w:t>2026-08-17</w:t>
+      <w:t>2026-08-18</w:t>
       <w:br/>
       <w:br/>
     </w:r>

--- a/tillsyn/A 2864-2026 tillsynsbegäran.docx
+++ b/tillsyn/A 2864-2026 tillsynsbegäran.docx
@@ -628,7 +628,7 @@
     <w:r>
       <w:tab/>
       <w:tab/>
-      <w:t>2026-08-18</w:t>
+      <w:t>2026-08-19</w:t>
       <w:br/>
       <w:br/>
     </w:r>

--- a/tillsyn/A 2864-2026 tillsynsbegäran.docx
+++ b/tillsyn/A 2864-2026 tillsynsbegäran.docx
@@ -628,7 +628,7 @@
     <w:r>
       <w:tab/>
       <w:tab/>
-      <w:t>2026-08-19</w:t>
+      <w:t>2026-08-20</w:t>
       <w:br/>
       <w:br/>
     </w:r>

--- a/tillsyn/A 2864-2026 tillsynsbegäran.docx
+++ b/tillsyn/A 2864-2026 tillsynsbegäran.docx
@@ -628,7 +628,7 @@
     <w:r>
       <w:tab/>
       <w:tab/>
-      <w:t>2026-08-20</w:t>
+      <w:t>2026-08-21</w:t>
       <w:br/>
       <w:br/>
     </w:r>

--- a/tillsyn/A 2864-2026 tillsynsbegäran.docx
+++ b/tillsyn/A 2864-2026 tillsynsbegäran.docx
@@ -628,7 +628,7 @@
     <w:r>
       <w:tab/>
       <w:tab/>
-      <w:t>2026-08-21</w:t>
+      <w:t>2026-08-22</w:t>
       <w:br/>
       <w:br/>
     </w:r>

--- a/tillsyn/A 2864-2026 tillsynsbegäran.docx
+++ b/tillsyn/A 2864-2026 tillsynsbegäran.docx
@@ -628,7 +628,7 @@
     <w:r>
       <w:tab/>
       <w:tab/>
-      <w:t>2026-08-22</w:t>
+      <w:t>2026-08-23</w:t>
       <w:br/>
       <w:br/>
     </w:r>

--- a/tillsyn/A 2864-2026 tillsynsbegäran.docx
+++ b/tillsyn/A 2864-2026 tillsynsbegäran.docx
@@ -628,7 +628,7 @@
     <w:r>
       <w:tab/>
       <w:tab/>
-      <w:t>2026-08-23</w:t>
+      <w:t>2026-08-24</w:t>
       <w:br/>
       <w:br/>
     </w:r>

--- a/tillsyn/A 2864-2026 tillsynsbegäran.docx
+++ b/tillsyn/A 2864-2026 tillsynsbegäran.docx
@@ -628,7 +628,7 @@
     <w:r>
       <w:tab/>
       <w:tab/>
-      <w:t>2026-08-24</w:t>
+      <w:t>2026-08-25</w:t>
       <w:br/>
       <w:br/>
     </w:r>

--- a/tillsyn/A 2864-2026 tillsynsbegäran.docx
+++ b/tillsyn/A 2864-2026 tillsynsbegäran.docx
@@ -628,7 +628,7 @@
     <w:r>
       <w:tab/>
       <w:tab/>
-      <w:t>2026-08-25</w:t>
+      <w:t>2026-08-26</w:t>
       <w:br/>
       <w:br/>
     </w:r>

--- a/tillsyn/A 2864-2026 tillsynsbegäran.docx
+++ b/tillsyn/A 2864-2026 tillsynsbegäran.docx
@@ -628,7 +628,7 @@
     <w:r>
       <w:tab/>
       <w:tab/>
-      <w:t>2026-08-26</w:t>
+      <w:t>2026-08-27</w:t>
       <w:br/>
       <w:br/>
     </w:r>

--- a/tillsyn/A 2864-2026 tillsynsbegäran.docx
+++ b/tillsyn/A 2864-2026 tillsynsbegäran.docx
@@ -628,7 +628,7 @@
     <w:r>
       <w:tab/>
       <w:tab/>
-      <w:t>2026-08-27</w:t>
+      <w:t>2026-08-28</w:t>
       <w:br/>
       <w:br/>
     </w:r>

--- a/tillsyn/A 2864-2026 tillsynsbegäran.docx
+++ b/tillsyn/A 2864-2026 tillsynsbegäran.docx
@@ -628,7 +628,7 @@
     <w:r>
       <w:tab/>
       <w:tab/>
-      <w:t>2026-08-28</w:t>
+      <w:t>2026-08-29</w:t>
       <w:br/>
       <w:br/>
     </w:r>

--- a/tillsyn/A 2864-2026 tillsynsbegäran.docx
+++ b/tillsyn/A 2864-2026 tillsynsbegäran.docx
@@ -628,7 +628,7 @@
     <w:r>
       <w:tab/>
       <w:tab/>
-      <w:t>2026-08-29</w:t>
+      <w:t>2026-08-31</w:t>
       <w:br/>
       <w:br/>
     </w:r>

--- a/tillsyn/A 2864-2026 tillsynsbegäran.docx
+++ b/tillsyn/A 2864-2026 tillsynsbegäran.docx
@@ -628,7 +628,7 @@
     <w:r>
       <w:tab/>
       <w:tab/>
-      <w:t>2026-08-31</w:t>
+      <w:t>2026-09-01</w:t>
       <w:br/>
       <w:br/>
     </w:r>

--- a/tillsyn/A 2864-2026 tillsynsbegäran.docx
+++ b/tillsyn/A 2864-2026 tillsynsbegäran.docx
@@ -628,7 +628,7 @@
     <w:r>
       <w:tab/>
       <w:tab/>
-      <w:t>2026-09-01</w:t>
+      <w:t>2026-09-02</w:t>
       <w:br/>
       <w:br/>
     </w:r>

--- a/tillsyn/A 2864-2026 tillsynsbegäran.docx
+++ b/tillsyn/A 2864-2026 tillsynsbegäran.docx
@@ -628,7 +628,7 @@
     <w:r>
       <w:tab/>
       <w:tab/>
-      <w:t>2026-09-02</w:t>
+      <w:t>2026-09-03</w:t>
       <w:br/>
       <w:br/>
     </w:r>

--- a/tillsyn/A 2864-2026 tillsynsbegäran.docx
+++ b/tillsyn/A 2864-2026 tillsynsbegäran.docx
@@ -628,7 +628,7 @@
     <w:r>
       <w:tab/>
       <w:tab/>
-      <w:t>2026-09-03</w:t>
+      <w:t>2026-09-04</w:t>
       <w:br/>
       <w:br/>
     </w:r>

--- a/tillsyn/A 2864-2026 tillsynsbegäran.docx
+++ b/tillsyn/A 2864-2026 tillsynsbegäran.docx
@@ -628,7 +628,7 @@
     <w:r>
       <w:tab/>
       <w:tab/>
-      <w:t>2026-09-04</w:t>
+      <w:t>2026-09-05</w:t>
       <w:br/>
       <w:br/>
     </w:r>

--- a/tillsyn/A 2864-2026 tillsynsbegäran.docx
+++ b/tillsyn/A 2864-2026 tillsynsbegäran.docx
@@ -628,7 +628,7 @@
     <w:r>
       <w:tab/>
       <w:tab/>
-      <w:t>2026-09-05</w:t>
+      <w:t>2026-09-06</w:t>
       <w:br/>
       <w:br/>
     </w:r>

--- a/tillsyn/A 2864-2026 tillsynsbegäran.docx
+++ b/tillsyn/A 2864-2026 tillsynsbegäran.docx
@@ -628,7 +628,7 @@
     <w:r>
       <w:tab/>
       <w:tab/>
-      <w:t>2026-09-06</w:t>
+      <w:t>2026-09-07</w:t>
       <w:br/>
       <w:br/>
     </w:r>

--- a/tillsyn/A 2864-2026 tillsynsbegäran.docx
+++ b/tillsyn/A 2864-2026 tillsynsbegäran.docx
@@ -628,7 +628,7 @@
     <w:r>
       <w:tab/>
       <w:tab/>
-      <w:t>2026-09-07</w:t>
+      <w:t>2026-09-08</w:t>
       <w:br/>
       <w:br/>
     </w:r>

--- a/tillsyn/A 2864-2026 tillsynsbegäran.docx
+++ b/tillsyn/A 2864-2026 tillsynsbegäran.docx
@@ -628,7 +628,7 @@
     <w:r>
       <w:tab/>
       <w:tab/>
-      <w:t>2026-09-08</w:t>
+      <w:t>2026-09-09</w:t>
       <w:br/>
       <w:br/>
     </w:r>

--- a/tillsyn/A 2864-2026 tillsynsbegäran.docx
+++ b/tillsyn/A 2864-2026 tillsynsbegäran.docx
@@ -628,7 +628,7 @@
     <w:r>
       <w:tab/>
       <w:tab/>
-      <w:t>2026-09-09</w:t>
+      <w:t>2026-09-10</w:t>
       <w:br/>
       <w:br/>
     </w:r>

--- a/tillsyn/A 2864-2026 tillsynsbegäran.docx
+++ b/tillsyn/A 2864-2026 tillsynsbegäran.docx
@@ -628,7 +628,7 @@
     <w:r>
       <w:tab/>
       <w:tab/>
-      <w:t>2026-09-10</w:t>
+      <w:t>2026-09-11</w:t>
       <w:br/>
       <w:br/>
     </w:r>

--- a/tillsyn/A 2864-2026 tillsynsbegäran.docx
+++ b/tillsyn/A 2864-2026 tillsynsbegäran.docx
@@ -628,7 +628,7 @@
     <w:r>
       <w:tab/>
       <w:tab/>
-      <w:t>2026-09-11</w:t>
+      <w:t>2026-09-12</w:t>
       <w:br/>
       <w:br/>
     </w:r>
